--- a/Documentação real projeto.docx
+++ b/Documentação real projeto.docx
@@ -16,15 +16,7 @@
     </w:p>
     <w:p>
       <w:r>
-        <w:t xml:space="preserve">Olá me chamo wallysson Uriel e estou fazendo este projeto do zero evitando o uso deliberado da inteligência artificial, o objetivo é me desafiar a pensar, planejar e estudar a documentação de diversas ferramentas, melhorando assim minhas soft e hardskills pondo em prática todas as habilidades que venho desenvolvendo </w:t>
-      </w:r>
-      <w:proofErr w:type="gramStart"/>
-      <w:r>
-        <w:t>nesses 1 ano</w:t>
-      </w:r>
-      <w:proofErr w:type="gramEnd"/>
-      <w:r>
-        <w:t xml:space="preserve"> de estudo fullstack.</w:t>
+        <w:t>Olá me chamo wallysson Uriel e estou fazendo este projeto do zero evitando o uso deliberado da inteligência artificial, o objetivo é me desafiar a pensar, planejar e estudar a documentação de diversas ferramentas, melhorando assim minhas soft e hardskills pondo em prática todas as habilidades que venho desenvolvendo nesses 1 ano de estudo fullstack.</w:t>
       </w:r>
     </w:p>
     <w:p>
@@ -53,35 +45,12 @@
         <w:t>Modelagem do banco:</w:t>
       </w:r>
       <w:r>
-        <w:t xml:space="preserve"> </w:t>
-      </w:r>
-      <w:r>
-        <w:t>E</w:t>
-      </w:r>
-      <w:r>
-        <w:t xml:space="preserve">u utilizei o dbdiagram.io.  Se preferir pode fazer a modelagem pelo Mysql, mas ao fim da modelagem precisaria adaptar para a sintaxe do </w:t>
-      </w:r>
-      <w:proofErr w:type="gramStart"/>
-      <w:r>
-        <w:t>PostgreSQL</w:t>
-      </w:r>
-      <w:r>
-        <w:t>.</w:t>
-      </w:r>
-      <w:r>
-        <w:t>.</w:t>
-      </w:r>
-      <w:proofErr w:type="gramEnd"/>
-    </w:p>
-    <w:p>
-      <w:r>
-        <w:t>O mais recomendado seria o pgModeler por ser uma plataforma que possui postgre nativamente, mas você precisaria pedir a chave de acesso, já o dbdiagram roda pelo navegador e eu acho o seu uso mais prático</w:t>
-      </w:r>
-      <w:r>
-        <w:t xml:space="preserve"> e leve</w:t>
-      </w:r>
-      <w:r>
-        <w:t>.</w:t>
+        <w:t xml:space="preserve"> Eu utilizei o dbdiagram.io.  Se preferir pode fazer a modelagem pelo Mysql, mas ao fim da modelagem precisaria adaptar para a sintaxe do PostgreSQL..</w:t>
+      </w:r>
+    </w:p>
+    <w:p>
+      <w:r>
+        <w:t>O mais recomendado seria o pgModeler por ser uma plataforma que possui postgre nativamente, mas você precisaria pedir a chave de acesso, já o dbdiagram roda pelo navegador e eu acho o seu uso mais prático e leve.</w:t>
       </w:r>
     </w:p>
     <w:p/>
@@ -97,13 +66,7 @@
     </w:p>
     <w:p>
       <w:r>
-        <w:t xml:space="preserve">- </w:t>
-      </w:r>
-      <w:r>
-        <w:t>PostgreSQL</w:t>
-      </w:r>
-      <w:r>
-        <w:t xml:space="preserve"> Exporter</w:t>
+        <w:t>- PostgreSQL Exporter</w:t>
       </w:r>
     </w:p>
     <w:p>
@@ -116,13 +79,7 @@
         <w:t xml:space="preserve">Servidor: </w:t>
       </w:r>
       <w:r>
-        <w:t>D</w:t>
-      </w:r>
-      <w:r>
-        <w:t>ecidi usar VMBOX por costume de uso</w:t>
-      </w:r>
-      <w:r>
-        <w:t>. Vou utilizar a m</w:t>
+        <w:t>Decidi usar VMBOX por costume de uso. Vou utilizar a m</w:t>
       </w:r>
       <w:r>
         <w:t>áquina virtual com Ubuntu Server</w:t>
@@ -264,18 +221,46 @@
       </w:r>
     </w:p>
     <w:p/>
-    <w:p/>
-    <w:p>
-      <w:r>
-        <w:t>Plano de uso do servidor será assim</w:t>
-      </w:r>
-    </w:p>
-    <w:p>
-      <w:r>
-        <w:t>Na máquina física eu utilizei o dbdiagram.io, dbeaver, cliente ssh e navegador me conectei pela rede TCP/IP a máquina virtual – Ubuntu server, lá fiz conexão ao PostegreSQL, PostgreSQL Exporter, Prometheus, Grafana, SSH</w:t>
-      </w:r>
-    </w:p>
-    <w:p/>
+    <w:p>
+      <w:pPr>
+        <w:pBdr>
+          <w:bottom w:val="single" w:sz="6" w:space="1" w:color="auto"/>
+        </w:pBdr>
+      </w:pPr>
+    </w:p>
+    <w:p>
+      <w:r>
+        <w:t>Planejamento inicial:</w:t>
+      </w:r>
+    </w:p>
+    <w:p>
+      <w:r>
+        <w:t>Como nome para o projeto eu escolhi: postgresql-deployment-monitoing, o domínio será no ramo de uma academia, o objetivo é simular um banco com todas as operações reais de uma academia, ele possui tabelas para clientes, professores, consumos, itens de consumos, matrículas, planos de mensalidade e  produtos.</w:t>
+      </w:r>
+    </w:p>
+    <w:p>
+      <w:r>
+        <w:t>Aqui eu decidi que faria a modelagem de acordo com 3 regras</w:t>
+      </w:r>
+    </w:p>
+    <w:p>
+      <w:r>
+        <w:t>Tabelas movimentação: São as tabelas que registram a movimentação do dia a dia da.</w:t>
+      </w:r>
+    </w:p>
+    <w:p>
+      <w:r>
+        <w:t>Tabela detalhe: Ela detalha os itens de uma tabela movimentação</w:t>
+      </w:r>
+    </w:p>
+    <w:p>
+      <w:r>
+        <w:t>Tabela N:M, relacionamento muitos para muitos: É necessário ter uma tabela que supra pois em estruturas podem haver tabela A que está ativa em muitos “itens” da tabela B e a B para a A, a tabela N:M serve como uma ponte</w:t>
+      </w:r>
+      <w:r>
+        <w:t>.</w:t>
+      </w:r>
+    </w:p>
     <w:sectPr>
       <w:pgSz w:w="11906" w:h="16838"/>
       <w:pgMar w:top="1417" w:right="1701" w:bottom="1417" w:left="1701" w:header="708" w:footer="708" w:gutter="0"/>
@@ -1102,7 +1087,6 @@
   <w:style w:type="character" w:default="1" w:styleId="Fontepargpadro">
     <w:name w:val="Default Paragraph Font"/>
     <w:uiPriority w:val="1"/>
-    <w:semiHidden/>
     <w:unhideWhenUsed/>
   </w:style>
   <w:style w:type="table" w:default="1" w:styleId="Tabelanormal">
@@ -1414,6 +1398,29 @@
       <w:smallCaps/>
       <w:color w:val="2F5496" w:themeColor="accent1" w:themeShade="BF"/>
       <w:spacing w:val="5"/>
+    </w:rPr>
+  </w:style>
+  <w:style w:type="character" w:styleId="Hyperlink">
+    <w:name w:val="Hyperlink"/>
+    <w:basedOn w:val="Fontepargpadro"/>
+    <w:uiPriority w:val="99"/>
+    <w:unhideWhenUsed/>
+    <w:rsid w:val="00AD1C2D"/>
+    <w:rPr>
+      <w:color w:val="0563C1" w:themeColor="hyperlink"/>
+      <w:u w:val="single"/>
+    </w:rPr>
+  </w:style>
+  <w:style w:type="character" w:styleId="MenoPendente">
+    <w:name w:val="Unresolved Mention"/>
+    <w:basedOn w:val="Fontepargpadro"/>
+    <w:uiPriority w:val="99"/>
+    <w:semiHidden/>
+    <w:unhideWhenUsed/>
+    <w:rsid w:val="00AD1C2D"/>
+    <w:rPr>
+      <w:color w:val="605E5C"/>
+      <w:shd w:val="clear" w:color="auto" w:fill="E1DFDD"/>
     </w:rPr>
   </w:style>
 </w:styles>
